--- a/curriculos/Curriculo 115-03/microcurriculos/VIII SEMESTRE/1155808_Formulacion_Y_Evaluacion_Proyectos_Sistemas.docx
+++ b/curriculos/Curriculo 115-03/microcurriculos/VIII SEMESTRE/1155808_Formulacion_Y_Evaluacion_Proyectos_Sistemas.docx
@@ -1372,7 +1372,7 @@
                 <w:szCs w:val="15"/>
                 <w:rtl w:val="0"/>
               </w:rPr>
-              <w:t xml:space="preserve">3</w:t>
+              <w:t xml:space="preserve">X</w:t>
             </w:r>
           </w:p>
         </w:tc>
